--- a/Fiches-descriptive/Fiche-descriptive_Reinitialisaion-d'une-salle.docx
+++ b/Fiches-descriptive/Fiche-descriptive_Reinitialisaion-d'une-salle.docx
@@ -9,9 +9,9 @@
         <w:tblLook w:val="01E0" w:firstRow="1" w:lastRow="1" w:firstColumn="1" w:lastColumn="1" w:noHBand="0" w:noVBand="0"/>
       </w:tblPr>
       <w:tblGrid>
-        <w:gridCol w:w="2765"/>
-        <w:gridCol w:w="3772"/>
-        <w:gridCol w:w="2525"/>
+        <w:gridCol w:w="2768"/>
+        <w:gridCol w:w="3767"/>
+        <w:gridCol w:w="2527"/>
       </w:tblGrid>
       <w:tr>
         <w:trPr>
@@ -89,8 +89,10 @@
                 <w:sz w:val="20"/>
                 <w:szCs w:val="20"/>
               </w:rPr>
-              <w:t>Mark</w:t>
-            </w:r>
+              <w:t>SGT LAUER</w:t>
+            </w:r>
+            <w:bookmarkStart w:id="0" w:name="_GoBack"/>
+            <w:bookmarkEnd w:id="0"/>
           </w:p>
         </w:tc>
         <w:tc>
@@ -199,7 +201,7 @@
                 <w:sz w:val="20"/>
                 <w:szCs w:val="20"/>
               </w:rPr>
-              <w:t>GESTAMAT</w:t>
+              <w:t>SESAM</w:t>
             </w:r>
           </w:p>
         </w:tc>
@@ -1415,7 +1417,6 @@
           <w:noProof/>
         </w:rPr>
       </w:pPr>
-      <w:bookmarkStart w:id="0" w:name="_GoBack"/>
       <w:r>
         <w:rPr>
           <w:noProof/>
@@ -1457,7 +1458,6 @@
           </wp:inline>
         </w:drawing>
       </w:r>
-      <w:bookmarkEnd w:id="0"/>
     </w:p>
     <w:p>
       <w:pPr>

--- a/Fiches-descriptive/Fiche-descriptive_Reinitialisaion-d'une-salle.docx
+++ b/Fiches-descriptive/Fiche-descriptive_Reinitialisaion-d'une-salle.docx
@@ -91,8 +91,6 @@
               </w:rPr>
               <w:t>SGT LAUER</w:t>
             </w:r>
-            <w:bookmarkStart w:id="0" w:name="_GoBack"/>
-            <w:bookmarkEnd w:id="0"/>
           </w:p>
         </w:tc>
         <w:tc>
@@ -970,8 +968,8 @@
         </w:rPr>
         <w:lastRenderedPageBreak/>
         <w:drawing>
-          <wp:inline distT="0" distB="0" distL="0" distR="0" wp14:anchorId="11CF0CFD" wp14:editId="6C7CE369">
-            <wp:extent cx="5760720" cy="3276600"/>
+          <wp:inline distT="0" distB="0" distL="0" distR="0" wp14:anchorId="4FEC01BF" wp14:editId="6C29970A">
+            <wp:extent cx="5760720" cy="2744470"/>
             <wp:effectExtent l="0" t="0" r="0" b="0"/>
             <wp:docPr id="1" name="Image 1"/>
             <wp:cNvGraphicFramePr>
@@ -993,7 +991,7 @@
                   <pic:spPr>
                     <a:xfrm>
                       <a:off x="0" y="0"/>
-                      <a:ext cx="5760720" cy="3276600"/>
+                      <a:ext cx="5760720" cy="2744470"/>
                     </a:xfrm>
                     <a:prstGeom prst="rect">
                       <a:avLst/>
@@ -1045,10 +1043,10 @@
           <w:noProof/>
         </w:rPr>
         <w:drawing>
-          <wp:inline distT="0" distB="0" distL="0" distR="0" wp14:anchorId="545EB3BF" wp14:editId="36E43BBD">
-            <wp:extent cx="5760720" cy="3228975"/>
-            <wp:effectExtent l="0" t="0" r="0" b="9525"/>
-            <wp:docPr id="6" name="Image 6"/>
+          <wp:inline distT="0" distB="0" distL="0" distR="0" wp14:anchorId="1B9A23FA" wp14:editId="12617071">
+            <wp:extent cx="5760720" cy="3110865"/>
+            <wp:effectExtent l="0" t="0" r="0" b="0"/>
+            <wp:docPr id="2" name="Image 2"/>
             <wp:cNvGraphicFramePr>
               <a:graphicFrameLocks xmlns:a="http://schemas.openxmlformats.org/drawingml/2006/main" noChangeAspect="1"/>
             </wp:cNvGraphicFramePr>
@@ -1068,7 +1066,7 @@
                   <pic:spPr>
                     <a:xfrm>
                       <a:off x="0" y="0"/>
-                      <a:ext cx="5760720" cy="3228975"/>
+                      <a:ext cx="5760720" cy="3110865"/>
                     </a:xfrm>
                     <a:prstGeom prst="rect">
                       <a:avLst/>
@@ -1121,10 +1119,10 @@
         </w:rPr>
         <w:lastRenderedPageBreak/>
         <w:drawing>
-          <wp:inline distT="0" distB="0" distL="0" distR="0" wp14:anchorId="76B08AEC" wp14:editId="7E9D5319">
-            <wp:extent cx="5760720" cy="3228340"/>
-            <wp:effectExtent l="0" t="0" r="0" b="0"/>
-            <wp:docPr id="7" name="Image 7"/>
+          <wp:inline distT="0" distB="0" distL="0" distR="0" wp14:anchorId="344992B5" wp14:editId="2FCF10D1">
+            <wp:extent cx="5760720" cy="3615055"/>
+            <wp:effectExtent l="0" t="0" r="0" b="4445"/>
+            <wp:docPr id="3" name="Image 3"/>
             <wp:cNvGraphicFramePr>
               <a:graphicFrameLocks xmlns:a="http://schemas.openxmlformats.org/drawingml/2006/main" noChangeAspect="1"/>
             </wp:cNvGraphicFramePr>
@@ -1144,7 +1142,7 @@
                   <pic:spPr>
                     <a:xfrm>
                       <a:off x="0" y="0"/>
-                      <a:ext cx="5760720" cy="3228340"/>
+                      <a:ext cx="5760720" cy="3615055"/>
                     </a:xfrm>
                     <a:prstGeom prst="rect">
                       <a:avLst/>
@@ -1196,10 +1194,10 @@
           <w:noProof/>
         </w:rPr>
         <w:drawing>
-          <wp:inline distT="0" distB="0" distL="0" distR="0" wp14:anchorId="262847D1" wp14:editId="60CFBB19">
-            <wp:extent cx="5760720" cy="3238500"/>
+          <wp:inline distT="0" distB="0" distL="0" distR="0" wp14:anchorId="3888240A" wp14:editId="4E54B70C">
+            <wp:extent cx="3315163" cy="609685"/>
             <wp:effectExtent l="0" t="0" r="0" b="0"/>
-            <wp:docPr id="8" name="Image 8"/>
+            <wp:docPr id="5" name="Image 5"/>
             <wp:cNvGraphicFramePr>
               <a:graphicFrameLocks xmlns:a="http://schemas.openxmlformats.org/drawingml/2006/main" noChangeAspect="1"/>
             </wp:cNvGraphicFramePr>
@@ -1219,7 +1217,7 @@
                   <pic:spPr>
                     <a:xfrm>
                       <a:off x="0" y="0"/>
-                      <a:ext cx="5760720" cy="3238500"/>
+                      <a:ext cx="3315163" cy="609685"/>
                     </a:xfrm>
                     <a:prstGeom prst="rect">
                       <a:avLst/>
@@ -1241,41 +1239,19 @@
     </w:p>
     <w:p>
       <w:pPr>
-        <w:pStyle w:val="Paragraphedeliste"/>
-        <w:numPr>
-          <w:ilvl w:val="0"/>
-          <w:numId w:val="3"/>
-        </w:numPr>
         <w:rPr>
           <w:noProof/>
         </w:rPr>
       </w:pPr>
       <w:r>
         <w:rPr>
-          <w:rStyle w:val="lev"/>
-        </w:rPr>
-        <w:t>Erreur « aucun poste »</w:t>
-      </w:r>
-      <w:r>
-        <w:t xml:space="preserve"> (scénario alternatif 1).</w:t>
-      </w:r>
-    </w:p>
-    <w:p>
-      <w:pPr>
-        <w:rPr>
           <w:noProof/>
         </w:rPr>
-      </w:pPr>
-      <w:r>
-        <w:rPr>
-          <w:noProof/>
-        </w:rPr>
-        <w:lastRenderedPageBreak/>
         <w:drawing>
-          <wp:inline distT="0" distB="0" distL="0" distR="0" wp14:anchorId="4F7DEBEC" wp14:editId="70C397F9">
-            <wp:extent cx="5760720" cy="3255645"/>
-            <wp:effectExtent l="0" t="0" r="0" b="1905"/>
-            <wp:docPr id="9" name="Image 9"/>
+          <wp:inline distT="0" distB="0" distL="0" distR="0" wp14:anchorId="27AB0B20" wp14:editId="4F5F69F7">
+            <wp:extent cx="4277322" cy="1943371"/>
+            <wp:effectExtent l="0" t="0" r="9525" b="0"/>
+            <wp:docPr id="13" name="Image 13"/>
             <wp:cNvGraphicFramePr>
               <a:graphicFrameLocks xmlns:a="http://schemas.openxmlformats.org/drawingml/2006/main" noChangeAspect="1"/>
             </wp:cNvGraphicFramePr>
@@ -1295,7 +1271,7 @@
                   <pic:spPr>
                     <a:xfrm>
                       <a:off x="0" y="0"/>
-                      <a:ext cx="5760720" cy="3255645"/>
+                      <a:ext cx="4277322" cy="1943371"/>
                     </a:xfrm>
                     <a:prstGeom prst="rect">
                       <a:avLst/>
@@ -1330,10 +1306,10 @@
         <w:rPr>
           <w:rStyle w:val="lev"/>
         </w:rPr>
-        <w:t>Erreur « déjà en cours »</w:t>
+        <w:t>Erreur « aucun poste »</w:t>
       </w:r>
       <w:r>
-        <w:t xml:space="preserve"> (scénario alternatif 2) : le bouton est grisé.</w:t>
+        <w:t xml:space="preserve"> (scénario alternatif 1).</w:t>
       </w:r>
     </w:p>
     <w:p>
@@ -1347,10 +1323,10 @@
           <w:noProof/>
         </w:rPr>
         <w:drawing>
-          <wp:inline distT="0" distB="0" distL="0" distR="0" wp14:anchorId="3C82F707" wp14:editId="58CDADC7">
-            <wp:extent cx="5760720" cy="3213735"/>
-            <wp:effectExtent l="0" t="0" r="0" b="5715"/>
-            <wp:docPr id="10" name="Image 10"/>
+          <wp:inline distT="0" distB="0" distL="0" distR="0" wp14:anchorId="128AD6FB" wp14:editId="4756D22B">
+            <wp:extent cx="4058216" cy="885949"/>
+            <wp:effectExtent l="0" t="0" r="0" b="9525"/>
+            <wp:docPr id="14" name="Image 14"/>
             <wp:cNvGraphicFramePr>
               <a:graphicFrameLocks xmlns:a="http://schemas.openxmlformats.org/drawingml/2006/main" noChangeAspect="1"/>
             </wp:cNvGraphicFramePr>
@@ -1370,7 +1346,7 @@
                   <pic:spPr>
                     <a:xfrm>
                       <a:off x="0" y="0"/>
-                      <a:ext cx="5760720" cy="3213735"/>
+                      <a:ext cx="4058216" cy="885949"/>
                     </a:xfrm>
                     <a:prstGeom prst="rect">
                       <a:avLst/>
@@ -1405,10 +1381,10 @@
         <w:rPr>
           <w:rStyle w:val="lev"/>
         </w:rPr>
-        <w:t>Postes injoignables</w:t>
+        <w:t>Erreur « déjà en cours »</w:t>
       </w:r>
       <w:r>
-        <w:t xml:space="preserve"> (scénario alternatif 4) : bandeau listant les postes en échec, la réinstallation continuant sur les autres.</w:t>
+        <w:t xml:space="preserve"> (scénario alternatif 2) : le bouton est grisé.</w:t>
       </w:r>
     </w:p>
     <w:p>
@@ -1423,10 +1399,10 @@
         </w:rPr>
         <w:lastRenderedPageBreak/>
         <w:drawing>
-          <wp:inline distT="0" distB="0" distL="0" distR="0" wp14:anchorId="18E22CC7" wp14:editId="5818DA94">
-            <wp:extent cx="5760720" cy="3257550"/>
+          <wp:inline distT="0" distB="0" distL="0" distR="0" wp14:anchorId="4F0971B0" wp14:editId="223B2082">
+            <wp:extent cx="3924848" cy="1219370"/>
             <wp:effectExtent l="0" t="0" r="0" b="0"/>
-            <wp:docPr id="11" name="Image 11"/>
+            <wp:docPr id="15" name="Image 15"/>
             <wp:cNvGraphicFramePr>
               <a:graphicFrameLocks xmlns:a="http://schemas.openxmlformats.org/drawingml/2006/main" noChangeAspect="1"/>
             </wp:cNvGraphicFramePr>
@@ -1446,7 +1422,7 @@
                   <pic:spPr>
                     <a:xfrm>
                       <a:off x="0" y="0"/>
-                      <a:ext cx="5760720" cy="3257550"/>
+                      <a:ext cx="3924848" cy="1219370"/>
                     </a:xfrm>
                     <a:prstGeom prst="rect">
                       <a:avLst/>
@@ -1458,6 +1434,76 @@
           </wp:inline>
         </w:drawing>
       </w:r>
+      <w:bookmarkStart w:id="0" w:name="_GoBack"/>
+      <w:bookmarkEnd w:id="0"/>
+    </w:p>
+    <w:p>
+      <w:pPr>
+        <w:rPr>
+          <w:noProof/>
+        </w:rPr>
+      </w:pPr>
+    </w:p>
+    <w:p>
+      <w:pPr>
+        <w:rPr>
+          <w:noProof/>
+        </w:rPr>
+      </w:pPr>
+      <w:r>
+        <w:rPr>
+          <w:noProof/>
+        </w:rPr>
+        <w:drawing>
+          <wp:inline distT="0" distB="0" distL="0" distR="0" wp14:anchorId="0C45B899" wp14:editId="645862C6">
+            <wp:extent cx="5760720" cy="3234055"/>
+            <wp:effectExtent l="0" t="0" r="0" b="4445"/>
+            <wp:docPr id="17" name="Image 17"/>
+            <wp:cNvGraphicFramePr>
+              <a:graphicFrameLocks xmlns:a="http://schemas.openxmlformats.org/drawingml/2006/main" noChangeAspect="1"/>
+            </wp:cNvGraphicFramePr>
+            <a:graphic xmlns:a="http://schemas.openxmlformats.org/drawingml/2006/main">
+              <a:graphicData uri="http://schemas.openxmlformats.org/drawingml/2006/picture">
+                <pic:pic xmlns:pic="http://schemas.openxmlformats.org/drawingml/2006/picture">
+                  <pic:nvPicPr>
+                    <pic:cNvPr id="1" name=""/>
+                    <pic:cNvPicPr/>
+                  </pic:nvPicPr>
+                  <pic:blipFill>
+                    <a:blip r:embed="rId12"/>
+                    <a:stretch>
+                      <a:fillRect/>
+                    </a:stretch>
+                  </pic:blipFill>
+                  <pic:spPr>
+                    <a:xfrm>
+                      <a:off x="0" y="0"/>
+                      <a:ext cx="5760720" cy="3234055"/>
+                    </a:xfrm>
+                    <a:prstGeom prst="rect">
+                      <a:avLst/>
+                    </a:prstGeom>
+                  </pic:spPr>
+                </pic:pic>
+              </a:graphicData>
+            </a:graphic>
+          </wp:inline>
+        </w:drawing>
+      </w:r>
+    </w:p>
+    <w:p>
+      <w:pPr>
+        <w:rPr>
+          <w:noProof/>
+        </w:rPr>
+      </w:pPr>
+    </w:p>
+    <w:p>
+      <w:pPr>
+        <w:rPr>
+          <w:noProof/>
+        </w:rPr>
+      </w:pPr>
     </w:p>
     <w:p>
       <w:pPr>
@@ -2527,7 +2573,6 @@
                 <w:sz w:val="20"/>
                 <w:szCs w:val="20"/>
               </w:rPr>
-              <w:lastRenderedPageBreak/>
               <w:t xml:space="preserve">6.a3.1 </w:t>
             </w:r>
             <w:r>
@@ -2631,226 +2676,6 @@
                 <w:szCs w:val="20"/>
               </w:rPr>
               <w:t>6.a3.3 La salle reste inchangée</w:t>
-            </w:r>
-          </w:p>
-        </w:tc>
-      </w:tr>
-      <w:tr>
-        <w:trPr>
-          <w:trHeight w:val="366"/>
-        </w:trPr>
-        <w:tc>
-          <w:tcPr>
-            <w:tcW w:w="9062" w:type="dxa"/>
-            <w:gridSpan w:val="3"/>
-            <w:shd w:val="pct15" w:color="auto" w:fill="auto"/>
-            <w:vAlign w:val="center"/>
-          </w:tcPr>
-          <w:p>
-            <w:pPr>
-              <w:jc w:val="center"/>
-              <w:rPr>
-                <w:rFonts w:ascii="Arial" w:hAnsi="Arial" w:cs="Arial"/>
-                <w:b/>
-                <w:bCs/>
-                <w:noProof/>
-                <w:sz w:val="20"/>
-                <w:szCs w:val="20"/>
-              </w:rPr>
-            </w:pPr>
-            <w:r>
-              <w:rPr>
-                <w:rFonts w:ascii="Arial" w:hAnsi="Arial" w:cs="Arial"/>
-                <w:b/>
-                <w:bCs/>
-                <w:noProof/>
-                <w:sz w:val="20"/>
-                <w:szCs w:val="20"/>
-              </w:rPr>
-              <w:t>Scénario alternatif 4 : Un ou plusieurs postes sont injoignables</w:t>
-            </w:r>
-          </w:p>
-        </w:tc>
-      </w:tr>
-      <w:tr>
-        <w:trPr>
-          <w:trHeight w:val="510"/>
-        </w:trPr>
-        <w:tc>
-          <w:tcPr>
-            <w:tcW w:w="4531" w:type="dxa"/>
-            <w:gridSpan w:val="2"/>
-            <w:tcBorders>
-              <w:top w:val="nil"/>
-              <w:bottom w:val="single" w:sz="4" w:space="0" w:color="auto"/>
-            </w:tcBorders>
-            <w:vAlign w:val="center"/>
-          </w:tcPr>
-          <w:p>
-            <w:pPr>
-              <w:rPr>
-                <w:rFonts w:ascii="Arial" w:hAnsi="Arial" w:cs="Arial"/>
-                <w:noProof/>
-                <w:sz w:val="20"/>
-                <w:szCs w:val="20"/>
-              </w:rPr>
-            </w:pPr>
-          </w:p>
-        </w:tc>
-        <w:tc>
-          <w:tcPr>
-            <w:tcW w:w="4531" w:type="dxa"/>
-            <w:tcBorders>
-              <w:top w:val="nil"/>
-              <w:bottom w:val="single" w:sz="4" w:space="0" w:color="auto"/>
-            </w:tcBorders>
-            <w:vAlign w:val="center"/>
-          </w:tcPr>
-          <w:p>
-            <w:pPr>
-              <w:rPr>
-                <w:rFonts w:ascii="Arial" w:hAnsi="Arial" w:cs="Arial"/>
-                <w:noProof/>
-                <w:sz w:val="20"/>
-                <w:szCs w:val="20"/>
-              </w:rPr>
-            </w:pPr>
-            <w:r>
-              <w:rPr>
-                <w:rFonts w:ascii="Arial" w:hAnsi="Arial" w:cs="Arial"/>
-                <w:noProof/>
-                <w:sz w:val="20"/>
-                <w:szCs w:val="20"/>
-              </w:rPr>
-              <w:t>8.a4.1 Le système ne parvient pas à joindre un ou plusieurs postes de la salle</w:t>
-            </w:r>
-          </w:p>
-        </w:tc>
-      </w:tr>
-      <w:tr>
-        <w:trPr>
-          <w:trHeight w:val="510"/>
-        </w:trPr>
-        <w:tc>
-          <w:tcPr>
-            <w:tcW w:w="4531" w:type="dxa"/>
-            <w:gridSpan w:val="2"/>
-            <w:tcBorders>
-              <w:top w:val="nil"/>
-              <w:bottom w:val="single" w:sz="4" w:space="0" w:color="auto"/>
-            </w:tcBorders>
-            <w:vAlign w:val="center"/>
-          </w:tcPr>
-          <w:p>
-            <w:pPr>
-              <w:rPr>
-                <w:rFonts w:ascii="Arial" w:hAnsi="Arial" w:cs="Arial"/>
-                <w:noProof/>
-                <w:sz w:val="20"/>
-                <w:szCs w:val="20"/>
-              </w:rPr>
-            </w:pPr>
-          </w:p>
-        </w:tc>
-        <w:tc>
-          <w:tcPr>
-            <w:tcW w:w="4531" w:type="dxa"/>
-            <w:tcBorders>
-              <w:top w:val="nil"/>
-              <w:bottom w:val="single" w:sz="4" w:space="0" w:color="auto"/>
-            </w:tcBorders>
-            <w:vAlign w:val="center"/>
-          </w:tcPr>
-          <w:p>
-            <w:pPr>
-              <w:rPr>
-                <w:rFonts w:ascii="Arial" w:hAnsi="Arial" w:cs="Arial"/>
-                <w:noProof/>
-                <w:sz w:val="20"/>
-                <w:szCs w:val="20"/>
-              </w:rPr>
-            </w:pPr>
-            <w:r>
-              <w:rPr>
-                <w:rFonts w:ascii="Arial" w:hAnsi="Arial" w:cs="Arial"/>
-                <w:noProof/>
-                <w:sz w:val="20"/>
-                <w:szCs w:val="20"/>
-              </w:rPr>
-              <w:t>8.a4.2 Le système poursuit la réinstallation sur les autres postes</w:t>
-            </w:r>
-          </w:p>
-        </w:tc>
-      </w:tr>
-      <w:tr>
-        <w:trPr>
-          <w:trHeight w:val="510"/>
-        </w:trPr>
-        <w:tc>
-          <w:tcPr>
-            <w:tcW w:w="4531" w:type="dxa"/>
-            <w:gridSpan w:val="2"/>
-            <w:tcBorders>
-              <w:top w:val="nil"/>
-              <w:bottom w:val="single" w:sz="4" w:space="0" w:color="auto"/>
-            </w:tcBorders>
-            <w:vAlign w:val="center"/>
-          </w:tcPr>
-          <w:p>
-            <w:pPr>
-              <w:rPr>
-                <w:rFonts w:ascii="Arial" w:hAnsi="Arial" w:cs="Arial"/>
-                <w:noProof/>
-                <w:sz w:val="20"/>
-                <w:szCs w:val="20"/>
-              </w:rPr>
-            </w:pPr>
-          </w:p>
-        </w:tc>
-        <w:tc>
-          <w:tcPr>
-            <w:tcW w:w="4531" w:type="dxa"/>
-            <w:tcBorders>
-              <w:top w:val="nil"/>
-              <w:bottom w:val="single" w:sz="4" w:space="0" w:color="auto"/>
-            </w:tcBorders>
-            <w:vAlign w:val="center"/>
-          </w:tcPr>
-          <w:p>
-            <w:pPr>
-              <w:rPr>
-                <w:rFonts w:ascii="Arial" w:hAnsi="Arial" w:cs="Arial"/>
-                <w:noProof/>
-                <w:sz w:val="20"/>
-                <w:szCs w:val="20"/>
-              </w:rPr>
-            </w:pPr>
-            <w:r>
-              <w:rPr>
-                <w:rFonts w:ascii="Arial" w:hAnsi="Arial" w:cs="Arial"/>
-                <w:noProof/>
-                <w:sz w:val="20"/>
-                <w:szCs w:val="20"/>
-              </w:rPr>
-              <w:t xml:space="preserve">8.a4.3 Le système signale </w:t>
-            </w:r>
-            <w:r>
-              <w:rPr>
-                <w:rFonts w:ascii="Arial" w:hAnsi="Arial" w:cs="Arial"/>
-                <w:noProof/>
-                <w:sz w:val="20"/>
-                <w:szCs w:val="20"/>
-              </w:rPr>
-              <w:t xml:space="preserve">au gestionnaire </w:t>
-            </w:r>
-            <w:r>
-              <w:rPr>
-                <w:rFonts w:ascii="Arial" w:hAnsi="Arial" w:cs="Arial"/>
-                <w:noProof/>
-                <w:sz w:val="20"/>
-                <w:szCs w:val="20"/>
-              </w:rPr>
-              <w:t>la liste des postes en échec</w:t>
             </w:r>
           </w:p>
         </w:tc>
